--- a/DOS Sem-5/Lab format_DOS(3249).docx
+++ b/DOS Sem-5/Lab format_DOS(3249).docx
@@ -873,21 +873,7 @@
         <w:rPr>
           <w:rStyle w:val="Emphasis"/>
         </w:rPr>
-        <w:t xml:space="preserve">rarchy: -&gt; </w:t>
-      </w:r>
-      <w:proofErr w:type="spellStart"/>
-      <w:r>
-        <w:rPr>
-          <w:rStyle w:val="Emphasis"/>
-        </w:rPr>
-        <w:t>DOS_Regdno</w:t>
-      </w:r>
-      <w:proofErr w:type="spellEnd"/>
-      <w:r>
-        <w:rPr>
-          <w:rStyle w:val="Emphasis"/>
-        </w:rPr>
-        <w:t xml:space="preserve"> -&gt;DOSass1-&gt;dir1</w:t>
+        <w:t>rarchy: -&gt; DOS_Regdno -&gt;DOSass1-&gt;dir1</w:t>
       </w:r>
     </w:p>
     <w:p>
@@ -901,6 +887,7 @@
       <w:r>
         <w:rPr>
           <w:rStyle w:val="Emphasis"/>
+          <w:noProof/>
         </w:rPr>
         <w:drawing>
           <wp:inline distT="0" distB="0" distL="0" distR="0" wp14:anchorId="7D192BA4" wp14:editId="1DF11424">
@@ -979,6 +966,7 @@
       <w:r>
         <w:rPr>
           <w:rStyle w:val="Emphasis"/>
+          <w:noProof/>
         </w:rPr>
         <w:drawing>
           <wp:inline distT="0" distB="0" distL="0" distR="0" wp14:anchorId="2180432E" wp14:editId="4389C178">
@@ -1042,35 +1030,7 @@
         <w:rPr>
           <w:rStyle w:val="Emphasis"/>
         </w:rPr>
-        <w:t>Write the command to delete the directory dir</w:t>
-      </w:r>
-      <w:proofErr w:type="gramStart"/>
-      <w:r>
-        <w:rPr>
-          <w:rStyle w:val="Emphasis"/>
-        </w:rPr>
-        <w:t>2 ,</w:t>
-      </w:r>
-      <w:proofErr w:type="gramEnd"/>
-      <w:r>
-        <w:rPr>
-          <w:rStyle w:val="Emphasis"/>
-        </w:rPr>
-        <w:t xml:space="preserve"> when </w:t>
-      </w:r>
-      <w:proofErr w:type="spellStart"/>
-      <w:r>
-        <w:rPr>
-          <w:rStyle w:val="Emphasis"/>
-        </w:rPr>
-        <w:t>DOS_Regdno</w:t>
-      </w:r>
-      <w:proofErr w:type="spellEnd"/>
-      <w:r>
-        <w:rPr>
-          <w:rStyle w:val="Emphasis"/>
-        </w:rPr>
-        <w:t xml:space="preserve"> will be the current working directory.</w:t>
+        <w:t>Write the command to delete the directory dir2, when DOS_Regdno will be the current working directory.</w:t>
       </w:r>
     </w:p>
     <w:p>
@@ -1084,6 +1044,7 @@
       <w:r>
         <w:rPr>
           <w:rStyle w:val="Emphasis"/>
+          <w:noProof/>
         </w:rPr>
         <w:drawing>
           <wp:inline distT="0" distB="0" distL="0" distR="0" wp14:anchorId="782DF386" wp14:editId="0E3FDD45">
@@ -1151,23 +1112,7 @@
           <w:rStyle w:val="Emphasis"/>
           <w:lang w:val="en-US"/>
         </w:rPr>
-        <w:t xml:space="preserve">Write the command to create a file named as file1 using cat command inside dir1. Write your name, </w:t>
-      </w:r>
-      <w:proofErr w:type="spellStart"/>
-      <w:r>
-        <w:rPr>
-          <w:rStyle w:val="Emphasis"/>
-          <w:lang w:val="en-US"/>
-        </w:rPr>
-        <w:t>regdno</w:t>
-      </w:r>
-      <w:proofErr w:type="spellEnd"/>
-      <w:r>
-        <w:rPr>
-          <w:rStyle w:val="Emphasis"/>
-          <w:lang w:val="en-US"/>
-        </w:rPr>
-        <w:t>, branch, semester and section in file1. Then display the content of the file.</w:t>
+        <w:t>Write the command to create a file named as file1 using cat command inside dir1. Write your name, regdno, branch, semester and section in file1. Then display the content of the file.</w:t>
       </w:r>
     </w:p>
     <w:sectPr>
@@ -1532,9 +1477,6 @@
       <w:pPr>
         <w:ind w:left="644" w:hanging="360"/>
       </w:pPr>
-      <w:rPr>
-        <w:rStyle w:val="Emphasis"/>
-      </w:rPr>
     </w:lvl>
     <w:lvl w:ilvl="1" w:tplc="40090019" w:tentative="1">
       <w:start w:val="1"/>
@@ -2856,6 +2798,7 @@
   <w:style w:type="character" w:default="1" w:styleId="DefaultParagraphFont">
     <w:name w:val="Default Paragraph Font"/>
     <w:uiPriority w:val="1"/>
+    <w:semiHidden/>
     <w:unhideWhenUsed/>
   </w:style>
   <w:style w:type="table" w:default="1" w:styleId="TableNormal">
